--- a/Fase 2/Evidencias Individuales/Reuque_Matias_2.1_APT122_DiarioReflexionFase2.docx
+++ b/Fase 2/Evidencias Individuales/Reuque_Matias_2.1_APT122_DiarioReflexionFase2.docx
@@ -581,6 +581,13 @@
                 <w:szCs w:val="24"/>
               </w:rPr>
               <w:t>.</w:t>
+            </w:r>
+            <w:r>
+              <w:rPr>
+                <w:sz w:val="24"/>
+                <w:szCs w:val="24"/>
+              </w:rPr>
+              <w:t xml:space="preserve"> </w:t>
             </w:r>
           </w:p>
           <w:p>
@@ -930,21 +937,7 @@
                 <w:sz w:val="24"/>
                 <w:szCs w:val="24"/>
               </w:rPr>
-              <w:t xml:space="preserve"> a medida que aumente la cantidad de usuarios, servicios y </w:t>
-            </w:r>
-            <w:r>
-              <w:rPr>
-                <w:sz w:val="24"/>
-                <w:szCs w:val="24"/>
-              </w:rPr>
-              <w:t>transacciones. Resulta</w:t>
-            </w:r>
-            <w:r>
-              <w:rPr>
-                <w:sz w:val="24"/>
-                <w:szCs w:val="24"/>
-              </w:rPr>
-              <w:t xml:space="preserve"> fundamental asegurar que el sistema mantenga un alto rendimiento, seguridad de la información y una arquitectura organizada frente a la expansión.</w:t>
+              <w:t xml:space="preserve"> a medida que aumente la cantidad de usuarios, servicios y transacciones. Resulta fundamental asegurar que el sistema mantenga un alto rendimiento, seguridad de la información y una arquitectura organizada frente a la expansión.</w:t>
             </w:r>
           </w:p>
           <w:p>
@@ -1213,8 +1206,17 @@
                 <w:szCs w:val="24"/>
               </w:rPr>
               <w:lastRenderedPageBreak/>
-              <w:t>6. APT  grupal</w:t>
-            </w:r>
+              <w:t xml:space="preserve">6. </w:t>
+            </w:r>
+            <w:proofErr w:type="gramStart"/>
+            <w:r>
+              <w:rPr>
+                <w:sz w:val="24"/>
+                <w:szCs w:val="24"/>
+              </w:rPr>
+              <w:t>APT  grupal</w:t>
+            </w:r>
+            <w:proofErr w:type="gramEnd"/>
           </w:p>
         </w:tc>
       </w:tr>
@@ -1272,14 +1274,7 @@
                 <w:sz w:val="24"/>
                 <w:szCs w:val="24"/>
               </w:rPr>
-              <w:t xml:space="preserve">, ya que se mantuvo una comunicación constante, cooperación efectiva y una distribución equitativa de las </w:t>
-            </w:r>
-            <w:r>
-              <w:rPr>
-                <w:sz w:val="24"/>
-                <w:szCs w:val="24"/>
-              </w:rPr>
-              <w:t>tareas.</w:t>
+              <w:t>, ya que se mantuvo una comunicación constante, cooperación efectiva y una distribución equitativa de las tareas.</w:t>
             </w:r>
             <w:r>
               <w:rPr>
@@ -1605,47 +1600,65 @@
             </wp:anchor>
           </w:drawing>
         </mc:Choice>
-        <mc:Fallback xmlns:cr="http://schemas.microsoft.com/office/comments/2020/reactions" xmlns="http://schemas.microsoft.com/office/tasks/2019/documenttasks" xmlns:dgm="http://schemas.openxmlformats.org/drawingml/2006/diagram" xmlns:lc="http://schemas.openxmlformats.org/drawingml/2006/lockedCanvas" xmlns:c="http://schemas.openxmlformats.org/drawingml/2006/chart" xmlns:pic="http://schemas.openxmlformats.org/drawingml/2006/picture" xmlns:a="http://schemas.openxmlformats.org/drawingml/2006/main" xmlns:sl="http://schemas.openxmlformats.org/schemaLibrary/2006/main">
-          <w:drawing>
-            <wp:anchor allowOverlap="1" behindDoc="0" distB="0" distT="0" distL="114300" distR="114300" hidden="0" layoutInCell="1" locked="0" relativeHeight="0" simplePos="0">
-              <wp:simplePos x="0" y="0"/>
-              <wp:positionH relativeFrom="column">
-                <wp:posOffset>-673099</wp:posOffset>
-              </wp:positionH>
-              <wp:positionV relativeFrom="paragraph">
-                <wp:posOffset>0</wp:posOffset>
-              </wp:positionV>
-              <wp:extent cx="7753350" cy="190500"/>
-              <wp:effectExtent b="0" l="0" r="0" t="0"/>
-              <wp:wrapNone/>
-              <wp:docPr id="17579" name="image5.png"/>
-              <a:graphic>
-                <a:graphicData uri="http://schemas.openxmlformats.org/drawingml/2006/picture">
-                  <pic:pic>
-                    <pic:nvPicPr>
-                      <pic:cNvPr id="0" name="image5.png"/>
-                      <pic:cNvPicPr preferRelativeResize="0"/>
-                    </pic:nvPicPr>
-                    <pic:blipFill>
-                      <a:blip r:embed="rId1"/>
-                      <a:srcRect/>
-                      <a:stretch>
-                        <a:fillRect/>
-                      </a:stretch>
-                    </pic:blipFill>
-                    <pic:spPr>
-                      <a:xfrm>
-                        <a:off x="0" y="0"/>
-                        <a:ext cx="7753350" cy="190500"/>
-                      </a:xfrm>
-                      <a:prstGeom prst="rect"/>
-                      <a:ln/>
-                    </pic:spPr>
-                  </pic:pic>
-                </a:graphicData>
-              </a:graphic>
-            </wp:anchor>
-          </w:drawing>
+        <mc:Fallback>
+          <w:pict>
+            <v:group w14:anchorId="1EA96960" id="Grupo 17579" o:spid="_x0000_s1026" style="position:absolute;margin-left:-53pt;margin-top:0;width:610.5pt;height:15pt;z-index:251658240" coordorigin="14693,36799" coordsize="77533,8717" o:gfxdata="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">
+              <v:group id="Grupo 1237256409" o:spid="_x0000_s1027" style="position:absolute;left:14693;top:36847;width:77533;height:1905" coordorigin=",14970" coordsize="12255,300" o:gfxdata="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">
+                <v:rect id="Rectángulo 1637642711" o:spid="_x0000_s1028" style="position:absolute;top:14970;width:12250;height:300;visibility:visible;mso-wrap-style:square;v-text-anchor:middle" o:gfxdata="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" filled="f" stroked="f">
+                  <v:textbox inset="2.53958mm,2.53958mm,2.53958mm,2.53958mm">
+                    <w:txbxContent>
+                      <w:p>
+                        <w:pPr>
+                          <w:spacing w:after="0" w:line="240" w:lineRule="auto"/>
+                          <w:textDirection w:val="btLr"/>
+                        </w:pPr>
+                      </w:p>
+                    </w:txbxContent>
+                  </v:textbox>
+                </v:rect>
+                <v:rect id="Rectángulo 595348238" o:spid="_x0000_s1029" style="position:absolute;left:10803;top:14982;width:659;height:288;visibility:visible;mso-wrap-style:square;v-text-anchor:top" o:gfxdata="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" filled="f" stroked="f">
+                  <v:textbox inset="0,0,0,0">
+                    <w:txbxContent>
+                      <w:p>
+                        <w:pPr>
+                          <w:spacing w:line="258" w:lineRule="auto"/>
+                          <w:jc w:val="center"/>
+                          <w:textDirection w:val="btLr"/>
+                        </w:pPr>
+                        <w:r>
+                          <w:rPr>
+                            <w:color w:val="000000"/>
+                          </w:rPr>
+                          <w:t>PAGE    \* MERGEFORMAT</w:t>
+                        </w:r>
+                        <w:r>
+                          <w:rPr>
+                            <w:color w:val="8C8C8C"/>
+                          </w:rPr>
+                          <w:t>0</w:t>
+                        </w:r>
+                      </w:p>
+                    </w:txbxContent>
+                  </v:textbox>
+                </v:rect>
+                <v:group id="Grupo 1997787572" o:spid="_x0000_s1030" style="position:absolute;top:14970;width:12255;height:230;flip:x" coordorigin="-8,14978" coordsize="12255,230" o:gfxdata="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">
+                  <v:shapetype id="_x0000_t34" coordsize="21600,21600" o:spt="34" o:oned="t" adj="10800" path="m,l@0,0@0,21600,21600,21600e" filled="f">
+                    <v:stroke joinstyle="miter"/>
+                    <v:formulas>
+                      <v:f eqn="val #0"/>
+                    </v:formulas>
+                    <v:path arrowok="t" fillok="f" o:connecttype="none"/>
+                    <v:handles>
+                      <v:h position="#0,center"/>
+                    </v:handles>
+                    <o:lock v:ext="edit" shapetype="t"/>
+                  </v:shapetype>
+                  <v:shape id="Conector: angular 1449583937" o:spid="_x0000_s1031" type="#_x0000_t34" style="position:absolute;left:-8;top:14978;width:1260;height:230;rotation:180;flip:x;visibility:visible;mso-wrap-style:square" o:connectortype="elbow" o:gfxdata="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" adj="199423" strokecolor="#a5a5a5"/>
+                  <v:shape id="Conector: angular 1914211888" o:spid="_x0000_s1032" type="#_x0000_t34" style="position:absolute;left:1252;top:14978;width:10995;height:230;rotation:180;visibility:visible;mso-wrap-style:square" o:connectortype="elbow" o:gfxdata="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" adj="3156" strokecolor="#a5a5a5"/>
+                </v:group>
+              </v:group>
+            </v:group>
+          </w:pict>
         </mc:Fallback>
       </mc:AlternateContent>
     </w:r>
@@ -2676,6 +2689,7 @@
   <w:style w:type="character" w:default="1" w:styleId="Fuentedeprrafopredeter">
     <w:name w:val="Default Paragraph Font"/>
     <w:uiPriority w:val="1"/>
+    <w:semiHidden/>
     <w:unhideWhenUsed/>
   </w:style>
   <w:style w:type="table" w:default="1" w:styleId="Tablanormal">
@@ -3663,9 +3677,7 @@
       <w:tblStyleRowBandSize w:val="1"/>
       <w:tblStyleColBandSize w:val="1"/>
       <w:tblCellMar>
-        <w:top w:w="0" w:type="dxa"/>
         <w:left w:w="108" w:type="dxa"/>
-        <w:bottom w:w="0" w:type="dxa"/>
         <w:right w:w="108" w:type="dxa"/>
       </w:tblCellMar>
     </w:tblPr>
@@ -3692,9 +3704,7 @@
       <w:tblStyleRowBandSize w:val="1"/>
       <w:tblStyleColBandSize w:val="1"/>
       <w:tblCellMar>
-        <w:top w:w="0" w:type="dxa"/>
         <w:left w:w="108" w:type="dxa"/>
-        <w:bottom w:w="0" w:type="dxa"/>
         <w:right w:w="108" w:type="dxa"/>
       </w:tblCellMar>
     </w:tblPr>
@@ -3708,9 +3718,7 @@
       <w:tblStyleRowBandSize w:val="1"/>
       <w:tblStyleColBandSize w:val="1"/>
       <w:tblCellMar>
-        <w:top w:w="0" w:type="dxa"/>
         <w:left w:w="108" w:type="dxa"/>
-        <w:bottom w:w="0" w:type="dxa"/>
         <w:right w:w="108" w:type="dxa"/>
       </w:tblCellMar>
     </w:tblPr>
@@ -3724,9 +3732,7 @@
       <w:tblStyleRowBandSize w:val="1"/>
       <w:tblStyleColBandSize w:val="1"/>
       <w:tblCellMar>
-        <w:top w:w="0" w:type="dxa"/>
         <w:left w:w="108" w:type="dxa"/>
-        <w:bottom w:w="0" w:type="dxa"/>
         <w:right w:w="108" w:type="dxa"/>
       </w:tblCellMar>
     </w:tblPr>
@@ -3740,9 +3746,7 @@
       <w:tblStyleRowBandSize w:val="1"/>
       <w:tblStyleColBandSize w:val="1"/>
       <w:tblCellMar>
-        <w:top w:w="0" w:type="dxa"/>
         <w:left w:w="108" w:type="dxa"/>
-        <w:bottom w:w="0" w:type="dxa"/>
         <w:right w:w="108" w:type="dxa"/>
       </w:tblCellMar>
     </w:tblPr>
@@ -3756,9 +3760,7 @@
       <w:tblStyleRowBandSize w:val="1"/>
       <w:tblStyleColBandSize w:val="1"/>
       <w:tblCellMar>
-        <w:top w:w="0" w:type="dxa"/>
         <w:left w:w="108" w:type="dxa"/>
-        <w:bottom w:w="0" w:type="dxa"/>
         <w:right w:w="108" w:type="dxa"/>
       </w:tblCellMar>
     </w:tblPr>
@@ -3772,9 +3774,7 @@
       <w:tblStyleRowBandSize w:val="1"/>
       <w:tblStyleColBandSize w:val="1"/>
       <w:tblCellMar>
-        <w:top w:w="0" w:type="dxa"/>
         <w:left w:w="108" w:type="dxa"/>
-        <w:bottom w:w="0" w:type="dxa"/>
         <w:right w:w="108" w:type="dxa"/>
       </w:tblCellMar>
     </w:tblPr>
@@ -3788,9 +3788,7 @@
       <w:tblStyleRowBandSize w:val="1"/>
       <w:tblStyleColBandSize w:val="1"/>
       <w:tblCellMar>
-        <w:top w:w="0" w:type="dxa"/>
         <w:left w:w="108" w:type="dxa"/>
-        <w:bottom w:w="0" w:type="dxa"/>
         <w:right w:w="108" w:type="dxa"/>
       </w:tblCellMar>
     </w:tblPr>
@@ -3804,9 +3802,7 @@
       <w:tblStyleRowBandSize w:val="1"/>
       <w:tblStyleColBandSize w:val="1"/>
       <w:tblCellMar>
-        <w:top w:w="0" w:type="dxa"/>
         <w:left w:w="108" w:type="dxa"/>
-        <w:bottom w:w="0" w:type="dxa"/>
         <w:right w:w="108" w:type="dxa"/>
       </w:tblCellMar>
     </w:tblPr>

--- a/Fase 2/Evidencias Individuales/Reuque_Matias_2.1_APT122_DiarioReflexionFase2.docx
+++ b/Fase 2/Evidencias Individuales/Reuque_Matias_2.1_APT122_DiarioReflexionFase2.docx
@@ -106,23 +106,7 @@
                 <w:sz w:val="24"/>
                 <w:szCs w:val="24"/>
               </w:rPr>
-              <w:t xml:space="preserve">Esta pauta tiene como objetivo ayudarte a monitorear el desarrollo de tu Proyecto APT, reflexionando sobre tus avances de acuerdo con lo planificado en la fase anterior y recibiendo retroalimentación de tus </w:t>
-            </w:r>
-            <w:proofErr w:type="spellStart"/>
-            <w:r>
-              <w:rPr>
-                <w:sz w:val="24"/>
-                <w:szCs w:val="24"/>
-              </w:rPr>
-              <w:t>pares</w:t>
-            </w:r>
-            <w:proofErr w:type="spellEnd"/>
-            <w:r>
-              <w:rPr>
-                <w:sz w:val="24"/>
-                <w:szCs w:val="24"/>
-              </w:rPr>
-              <w:t xml:space="preserve"> y docentes que te permita hacer los ajustes necesarios para cumplir con los objetivos de tu proyecto. Esta pauta debe ser respondida con tu grupo. </w:t>
+              <w:t xml:space="preserve">Esta pauta tiene como objetivo ayudarte a monitorear el desarrollo de tu Proyecto APT, reflexionando sobre tus avances de acuerdo con lo planificado en la fase anterior y recibiendo retroalimentación de tus pares y docentes que te permita hacer los ajustes necesarios para cumplir con los objetivos de tu proyecto. Esta pauta debe ser respondida con tu grupo. </w:t>
             </w:r>
           </w:p>
         </w:tc>
@@ -937,7 +921,21 @@
                 <w:sz w:val="24"/>
                 <w:szCs w:val="24"/>
               </w:rPr>
-              <w:t xml:space="preserve"> a medida que aumente la cantidad de usuarios, servicios y transacciones. Resulta fundamental asegurar que el sistema mantenga un alto rendimiento, seguridad de la información y una arquitectura organizada frente a la expansión.</w:t>
+              <w:t xml:space="preserve"> a medida que aumente la cantidad de usuarios</w:t>
+            </w:r>
+            <w:r>
+              <w:rPr>
+                <w:sz w:val="24"/>
+                <w:szCs w:val="24"/>
+              </w:rPr>
+              <w:t xml:space="preserve"> y </w:t>
+            </w:r>
+            <w:r>
+              <w:rPr>
+                <w:sz w:val="24"/>
+                <w:szCs w:val="24"/>
+              </w:rPr>
+              <w:t>servicios. Resulta fundamental asegurar que el sistema mantenga un alto rendimiento, seguridad de la información y una arquitectura organizada frente a la expansión.</w:t>
             </w:r>
           </w:p>
           <w:p>
@@ -3657,7 +3655,7 @@
       <w:spacing w:after="0" w:line="240" w:lineRule="auto"/>
     </w:pPr>
   </w:style>
-  <w:style w:type="character" w:styleId="Textoennegrita">
+  <w:style w:type="character" w:styleId="Fuerte">
     <w:name w:val="Strong"/>
     <w:basedOn w:val="Fuentedeprrafopredeter"/>
     <w:uiPriority w:val="22"/>
